--- a/klagomålsmail/Bergmyrarna avvanm FSC-klagomål mail.docx
+++ b/klagomålsmail/Bergmyrarna avvanm FSC-klagomål mail.docx
@@ -11,7 +11,7 @@
     </w:p>
     <w:p>
       <w:r>
-        <w:t>Vi vill informera om att det i området Bergmyrarna avvanm i Arjeplogs kommun har hittats 3 naturvårdsarter varav 3 är rödlistade.</w:t>
+        <w:t>Vi vill informera om att det i området Bergmyrarna avvanm i Arjeplogs kommun har hittats 6 naturvårdsarter varav 5 är rödlistade.</w:t>
       </w:r>
     </w:p>
     <w:p>

--- a/klagomålsmail/Bergmyrarna avvanm FSC-klagomål mail.docx
+++ b/klagomålsmail/Bergmyrarna avvanm FSC-klagomål mail.docx
@@ -11,7 +11,7 @@
     </w:p>
     <w:p>
       <w:r>
-        <w:t>Vi vill informera om att det i området Bergmyrarna avvanm i Arjeplogs kommun har hittats 6 naturvårdsarter varav 5 är rödlistade.</w:t>
+        <w:t>Vi vill informera om att det i och inom 16 meter från området Bergmyrarna avvanm i Arjeplogs kommun har hittats 6 naturvårdsarter varav 5 är rödlistade.</w:t>
       </w:r>
     </w:p>
     <w:p>

--- a/klagomålsmail/Bergmyrarna avvanm FSC-klagomål mail.docx
+++ b/klagomålsmail/Bergmyrarna avvanm FSC-klagomål mail.docx
@@ -11,7 +11,7 @@
     </w:p>
     <w:p>
       <w:r>
-        <w:t>Vi vill informera om att det i och inom 16 meter från området Bergmyrarna avvanm i Arjeplogs kommun har hittats 6 naturvårdsarter varav 5 är rödlistade.</w:t>
+        <w:t>Vi vill informera om att det i och inom 16 meter från området Bergmyrarna avvanm i Arjeplogs kommun har hittats 9 naturvårdsarter varav 6 är rödlistade.</w:t>
       </w:r>
     </w:p>
     <w:p>

--- a/klagomålsmail/Bergmyrarna avvanm FSC-klagomål mail.docx
+++ b/klagomålsmail/Bergmyrarna avvanm FSC-klagomål mail.docx
@@ -11,7 +11,7 @@
     </w:p>
     <w:p>
       <w:r>
-        <w:t>Vi vill informera om att det i och inom 16 meter från området Bergmyrarna avvanm i Arjeplogs kommun har hittats 9 naturvårdsarter varav 6 är rödlistade.</w:t>
+        <w:t>Vi vill informera om att det i och inom 16 meter från området Bergmyrarna avvanm i Arjeplogs kommun har hittats 14 naturvårdsarter varav 9 är rödlistade.</w:t>
       </w:r>
     </w:p>
     <w:p>

--- a/klagomålsmail/Bergmyrarna avvanm FSC-klagomål mail.docx
+++ b/klagomålsmail/Bergmyrarna avvanm FSC-klagomål mail.docx
@@ -11,7 +11,7 @@
     </w:p>
     <w:p>
       <w:r>
-        <w:t>Vi vill informera om att det i och inom 16 meter från området Bergmyrarna avvanm i Arjeplogs kommun har hittats 14 naturvårdsarter varav 9 är rödlistade.</w:t>
+        <w:t>Vi vill informera om att det i och inom 16 meter från området Bergmyrarna avvanm i Arjeplogs kommun har hittats 24 naturvårdsarter varav 15 är rödlistade.</w:t>
       </w:r>
     </w:p>
     <w:p>

--- a/klagomålsmail/Bergmyrarna avvanm FSC-klagomål mail.docx
+++ b/klagomålsmail/Bergmyrarna avvanm FSC-klagomål mail.docx
@@ -11,7 +11,7 @@
     </w:p>
     <w:p>
       <w:r>
-        <w:t>Vi vill informera om att det i och inom 16 meter från området Bergmyrarna avvanm i Arjeplogs kommun har hittats 24 naturvårdsarter varav 15 är rödlistade.</w:t>
+        <w:t>Vi vill informera om att det i och inom 16 meter från området Bergmyrarna avvanm i Arjeplogs kommun har hittats 28 naturvårdsarter varav 18 är rödlistade.</w:t>
       </w:r>
     </w:p>
     <w:p>

--- a/klagomålsmail/Bergmyrarna avvanm FSC-klagomål mail.docx
+++ b/klagomålsmail/Bergmyrarna avvanm FSC-klagomål mail.docx
@@ -11,7 +11,7 @@
     </w:p>
     <w:p>
       <w:r>
-        <w:t>Vi vill informera om att det i och inom 16 meter från området Bergmyrarna avvanm i Arjeplogs kommun har hittats 28 naturvårdsarter varav 18 är rödlistade.</w:t>
+        <w:t>Vi vill informera om att det i och inom 16 meter från området Bergmyrarna avvanm i Arjeplogs kommun har hittats 30 naturvårdsarter varav 20 är rödlistade.</w:t>
       </w:r>
     </w:p>
     <w:p>

--- a/klagomålsmail/Bergmyrarna avvanm FSC-klagomål mail.docx
+++ b/klagomålsmail/Bergmyrarna avvanm FSC-klagomål mail.docx
@@ -11,7 +11,7 @@
     </w:p>
     <w:p>
       <w:r>
-        <w:t>Vi vill informera om att det i och inom 16 meter från området Bergmyrarna avvanm i Arjeplogs kommun har hittats 30 naturvårdsarter varav 20 är rödlistade.</w:t>
+        <w:t>Vi vill informera om att det i och inom 25 meter från området Bergmyrarna avvanm i Arjeplogs kommun har hittats 32 naturvårdsarter varav 21 är rödlistade.</w:t>
       </w:r>
     </w:p>
     <w:p>

--- a/klagomålsmail/Bergmyrarna avvanm FSC-klagomål mail.docx
+++ b/klagomålsmail/Bergmyrarna avvanm FSC-klagomål mail.docx
@@ -11,7 +11,7 @@
     </w:p>
     <w:p>
       <w:r>
-        <w:t>Vi vill informera om att det i och inom 25 meter från området Bergmyrarna avvanm i Arjeplogs kommun har hittats 32 naturvårdsarter varav 21 är rödlistade.</w:t>
+        <w:t>Vi vill informera om att det i och inom 25 meter från området Bergmyrarna avvanm i Arjeplogs kommun har hittats 33 naturvårdsarter varav 22 är rödlistade.</w:t>
       </w:r>
     </w:p>
     <w:p>
